--- a/public/Junaid_Shaik_CV_Detailed.docx
+++ b/public/Junaid_Shaik_CV_Detailed.docx
@@ -51,7 +51,7 @@
         </w:rPr>
         <w:t xml:space="preserve">   |   +353 85 887 3672   |   </w:t>
       </w:r>
-      <w:hyperlink w:history="1" r:id="rIdhbxvdaipihjb--zc5myiv">
+      <w:hyperlink w:history="1" r:id="rIdq-vbjmlrfkezr829shyhx">
         <w:r>
           <w:rPr>
             <w:rStyle w:val="Hyperlink"/>
@@ -79,7 +79,7 @@
         </w:rPr>
         <w:t xml:space="preserve">Portfolio: </w:t>
       </w:r>
-      <w:hyperlink w:history="1" r:id="rIdhcymkq28rzqzwg40vww7s">
+      <w:hyperlink w:history="1" r:id="rIdixxgldniibwmwaronne-v">
         <w:r>
           <w:rPr>
             <w:rStyle w:val="Hyperlink"/>
@@ -97,7 +97,7 @@
         </w:rPr>
         <w:t xml:space="preserve">   |   LinkedIn: </w:t>
       </w:r>
-      <w:hyperlink w:history="1" r:id="rId3xcabernnnxo7xe74vv2e">
+      <w:hyperlink w:history="1" r:id="rIdwvirlghbp25-m77gkfe4i">
         <w:r>
           <w:rPr>
             <w:rStyle w:val="Hyperlink"/>
@@ -115,7 +115,7 @@
         </w:rPr>
         <w:t xml:space="preserve">   |   GitHub: </w:t>
       </w:r>
-      <w:hyperlink w:history="1" r:id="rId397zngcgddm3d37wvkzbd">
+      <w:hyperlink w:history="1" r:id="rIdg6h_cvvujivwztf-fwflp">
         <w:r>
           <w:rPr>
             <w:rStyle w:val="Hyperlink"/>
@@ -156,7 +156,7 @@
           <w:sz w:val="20"/>
           <w:szCs w:val="20"/>
         </w:rPr>
-        <w:t xml:space="preserve">Solutions and AI Architect with 15+ years in telecom and technology, now leading enterprise Generative AI. Ships production AI end to end, from LLM integration (cloud and on-prem) and RAG to agentic systems (MCP, multi-agent pipelines), on a foundation of deep BSS/OSS, network and silicon-level hardware experience. Core member of an AI Centre of Excellence, architect of a €200M fibre transformation serving 1M+ customers, and creator of three published AI developer tools. TOGAF certified and AWS AI Practitioner; turns strategy into scalable, secure, business-impacting platforms.</w:t>
+        <w:t xml:space="preserve">Solutions and AI Architect with 15+ years in telecom and technology, now leading enterprise Generative AI. Ships production AI end to end, from LLM integration (cloud and on-prem) and RAG to agentic systems (MCP, multi-agent pipelines), on a foundation of deep BSS/OSS, network and silicon-level hardware experience. Core member of an AI Centre of Excellence, architect of a €200M fibre transformation serving 1M+ customers, and creator of three published AI developer tools. TOGAF 9 certified and AWS AI Practitioner; turns strategy into scalable, secure, business-impacting platforms.</w:t>
       </w:r>
     </w:p>
     <w:p>
@@ -1480,7 +1480,7 @@
           <w:sz w:val="20"/>
           <w:szCs w:val="20"/>
         </w:rPr>
-        <w:t xml:space="preserve">AWS Certified AI Practitioner (2025)  |  Develop AI-Powered Prototypes, Google AI Studio (2025)  |  Northstar, Snowflake Intelligence (2025)  |  TOGAF 9 Certified (2021)  |  Postman API Fundamentals Student Expert (2023)  |  Certified Tester Foundation Level, CTFL (2018)</w:t>
+        <w:t xml:space="preserve">AWS Certified AI Practitioner (2025)  |  Develop AI-Powered Prototypes, Google AI Studio (2025)  |  Northstar: Snowflake Intelligence (2025)  |  TOGAF 9 Certified (2021)  |  Postman API Fundamentals Student Expert (2023)  |  Certified Tester Foundation Level, CTFL (2018)</w:t>
       </w:r>
     </w:p>
     <w:p>
